--- a/deliveries/2026-09-04/AutoBridge_Daily_2026-09-04/02_Procurement_Guides/GUIDE_20260904_10_Shipping_Charge_Structure.docx
+++ b/deliveries/2026-09-04/AutoBridge_Daily_2026-09-04/02_Procurement_Guides/GUIDE_20260904_10_Shipping_Charge_Structure.docx
@@ -7,7 +7,7 @@
         <w:pStyle w:val="Title"/>
       </w:pPr>
       <w:r>
-        <w:t>Reading a Vehicle-Export Freight Quote: O/F, THC, DOC, BAF and the Other Line Items Explained (No Made-Up Rates)</w:t>
+        <w:t>Reading an Ocean Freight Quotation for Vehicle Export: Charge Structure Without Invented Numbers</w:t>
       </w:r>
     </w:p>
     <w:p>
@@ -29,7 +29,7 @@
         <w:t>SEO Title</w:t>
       </w:r>
       <w:r>
-        <w:t>: Vehicle Export Shipping Charges Explained — O/F, THC, DOC, BAF</w:t>
+        <w:t>: Ocean Freight Charge Structure for Vehicle Export — O/F, THC, DOC, BAF Explained</w:t>
       </w:r>
     </w:p>
     <w:p>
@@ -43,7 +43,7 @@
         <w:t>Meta Description</w:t>
       </w:r>
       <w:r>
-        <w:t>: Understand every line in a freight forwarder quote for vehicle export — ocean freight, terminal handling, documentation, fuel/currency/peak surcharges and manifest fees — and how to verify them without relying on stale numbers.</w:t>
+        <w:t>: Understand O/F, THC, DOC/SEAL/VGM, BAF and surcharges, origin vs destination charges, and why AMS/ACI/ENS manifest fees are route-specific — a structure guide that deliberately states no fixed amounts.</w:t>
       </w:r>
     </w:p>
     <w:p>
@@ -57,7 +57,7 @@
         <w:t>Suggested URL</w:t>
       </w:r>
       <w:r>
-        <w:t>: /guides/vehicle-export-shipping-charge-structure</w:t>
+        <w:t>: /guides/ocean-freight-charge-structure-vehicle-export</w:t>
       </w:r>
     </w:p>
     <w:p>
@@ -71,7 +71,7 @@
         <w:t>H1</w:t>
       </w:r>
       <w:r>
-        <w:t>: Anatomy of a Vehicle-Export Freight Quote: What Each Charge Means and How to Check It</w:t>
+        <w:t>: Decoding a Vehicle-Export Freight Quote: Which Charges Exist, Who Charges Them, and What to Verify</w:t>
       </w:r>
     </w:p>
     <w:p>
@@ -85,7 +85,7 @@
         <w:t>Primary Keyword</w:t>
       </w:r>
       <w:r>
-        <w:t>: vehicle export shipping charge structure thc doc baf</w:t>
+        <w:t>: ocean freight charge structure vehicle export THC DOC BAF</w:t>
       </w:r>
     </w:p>
     <w:p>
@@ -99,7 +99,7 @@
         <w:t>Secondary Search Terms</w:t>
       </w:r>
       <w:r>
-        <w:t>: ocean freight O/F, terminal handling charge, DOC documentation fee, BAF fuel surcharge, AMS ACI ENS manifest fee, RoRo freight quote</w:t>
+        <w:t>: O/F ocean freight, terminal handling charge, DOC document fee, SEAL VGM fee, BAF EBS surcharge, AMS ACI ENS manifest fee, origin vs destination charges</w:t>
       </w:r>
     </w:p>
     <w:p>
@@ -113,7 +113,7 @@
         <w:t>Internal Link Suggestions</w:t>
       </w:r>
       <w:r>
-        <w:t>: /guides/vehicle-export-bill-of-lading-types/ ; /guides/vehicle-export-pdi-protection/ ; /guides/vehicle-export-hs-code-classification/</w:t>
+        <w:t>: /guides/vehicle-export-bill-of-lading-types/ ; /guides/vehicle-export-pdi-pre-shipment-handover/ ; /guides/vehicle-export-hs-code-classification/</w:t>
       </w:r>
     </w:p>
     <w:p>
@@ -127,7 +127,7 @@
         <w:t>Image Suggestions</w:t>
       </w:r>
       <w:r>
-        <w:t>: quote-line anatomy diagram; origin vs destination charge split; fixed vs floating surcharge map</w:t>
+        <w:t>: charge waterfall origin→ocean→destination; surcharge taxonomy; quote-line audit sheet</w:t>
       </w:r>
     </w:p>
     <w:p>
@@ -141,7 +141,7 @@
         <w:t>ALT Suggestions</w:t>
       </w:r>
       <w:r>
-        <w:t>: "Freight quote line items O/F THC DOC BAF explained"</w:t>
+        <w:t>: "Ocean freight charge structure split by origin, ocean and destination"</w:t>
       </w:r>
     </w:p>
     <w:p>
@@ -149,30 +149,30 @@
         <w:pStyle w:val="Heading1"/>
       </w:pPr>
       <w:r>
-        <w:t>The Procurement Problem: a Cheap Headline Rate Is Not the Cost</w:t>
+        <w:t>Why a Structured Quote Matters More Than a Low Number</w:t>
       </w:r>
     </w:p>
     <w:p>
       <w:r>
-        <w:t xml:space="preserve">Forwarders compete on the headline ocean freight number and recover margin in surcharges. An exporter who compares only "O/F" across quotes can choose the most expensive option. This guide explains </w:t>
+        <w:t xml:space="preserve">A headline freight rate wins bookings and loses money at destination. Vehicle exporters get caught not by the base ocean freight but by the stack of surcharges and destination fees attached to it. This guide explains </w:t>
       </w:r>
       <w:r>
         <w:rPr>
           <w:b/>
         </w:rPr>
-        <w:t>what each line item is, what it is billed on, and which side (origin/destination) it falls</w:t>
+        <w:t>what each charge is, what it is billed on, and where it arises</w:t>
       </w:r>
       <w:r>
-        <w:t xml:space="preserve"> — so quotes can be compared line by line. It deliberately gives </w:t>
+        <w:t xml:space="preserve">, and — because every rate moves with lane, capacity and season — it </w:t>
       </w:r>
       <w:r>
         <w:rPr>
           <w:b/>
         </w:rPr>
-        <w:t>no currency amounts</w:t>
+        <w:t>states no fixed amounts</w:t>
       </w:r>
       <w:r>
-        <w:t>: every rate and surcharge moves with the market, and a printed number would be stale the moment it is written. The valid figure is always the one on the current formal quotation.</w:t>
+        <w:t>. Use it to audit a quote line by line, not to estimate a landed cost.</w:t>
       </w:r>
     </w:p>
     <w:p>
@@ -180,44 +180,7 @@
         <w:pStyle w:val="Heading1"/>
       </w:pPr>
       <w:r>
-        <w:t>The Core Line: Ocean Freight</w:t>
-      </w:r>
-    </w:p>
-    <w:p>
-      <w:r>
-        <w:rPr>
-          <w:b/>
-        </w:rPr>
-        <w:t>O/F (Ocean Freight)</w:t>
-      </w:r>
-      <w:r>
-        <w:t xml:space="preserve"> is the base sea freight and the main body of the quote; it floats with </w:t>
-      </w:r>
-      <w:r>
-        <w:rPr>
-          <w:b/>
-        </w:rPr>
-        <w:t>route, capacity and season</w:t>
-      </w:r>
-      <w:r>
-        <w:t xml:space="preserve">. For vehicles it is quoted per RoRo lane (often per vehicle unit) or per container; confirm the </w:t>
-      </w:r>
-      <w:r>
-        <w:rPr>
-          <w:b/>
-        </w:rPr>
-        <w:t>billing unit</w:t>
-      </w:r>
-      <w:r>
-        <w:t xml:space="preserve"> before comparing — per car, per CEU-equivalent, or per box are not the same thing.</w:t>
-      </w:r>
-    </w:p>
-    <w:p>
-      <w:pPr>
-        <w:pStyle w:val="Heading1"/>
-      </w:pPr>
-      <w:r>
-        <w:t>Terminal and Documentation Lines</w:t>
+        <w:t>The Building Blocks</w:t>
       </w:r>
     </w:p>
     <w:tbl>
@@ -227,15 +190,14 @@
         <w:tblLook w:firstColumn="1" w:firstRow="1" w:lastColumn="0" w:lastRow="0" w:noHBand="0" w:noVBand="1" w:val="04A0"/>
       </w:tblPr>
       <w:tblGrid>
-        <w:gridCol w:w="2160"/>
-        <w:gridCol w:w="2160"/>
-        <w:gridCol w:w="2160"/>
-        <w:gridCol w:w="2160"/>
+        <w:gridCol w:w="2880"/>
+        <w:gridCol w:w="2880"/>
+        <w:gridCol w:w="2880"/>
       </w:tblGrid>
       <w:tr>
         <w:tc>
           <w:tcPr>
-            <w:tcW w:type="dxa" w:w="2160"/>
+            <w:tcW w:type="dxa" w:w="2880"/>
             <w:shd w:val="clear" w:fill="EAF0F6"/>
           </w:tcPr>
           <w:p>
@@ -250,34 +212,13 @@
                 <w:b/>
                 <w:sz w:val="20"/>
               </w:rPr>
-              <w:t>Code</w:t>
+              <w:t>Charge</w:t>
             </w:r>
           </w:p>
         </w:tc>
         <w:tc>
           <w:tcPr>
-            <w:tcW w:type="dxa" w:w="2160"/>
-            <w:shd w:val="clear" w:fill="EAF0F6"/>
-          </w:tcPr>
-          <w:p>
-            <w:r>
-              <w:rPr>
-                <w:b/>
-                <w:sz w:val="20"/>
-              </w:rPr>
-            </w:r>
-            <w:r>
-              <w:rPr>
-                <w:b/>
-                <w:sz w:val="20"/>
-              </w:rPr>
-              <w:t>Name</w:t>
-            </w:r>
-          </w:p>
-        </w:tc>
-        <w:tc>
-          <w:tcPr>
-            <w:tcW w:type="dxa" w:w="2160"/>
+            <w:tcW w:type="dxa" w:w="2880"/>
             <w:shd w:val="clear" w:fill="EAF0F6"/>
           </w:tcPr>
           <w:p>
@@ -298,7 +239,7 @@
         </w:tc>
         <w:tc>
           <w:tcPr>
-            <w:tcW w:type="dxa" w:w="2160"/>
+            <w:tcW w:type="dxa" w:w="2880"/>
             <w:shd w:val="clear" w:fill="EAF0F6"/>
           </w:tcPr>
           <w:p>
@@ -313,7 +254,7 @@
                 <w:b/>
                 <w:sz w:val="20"/>
               </w:rPr>
-              <w:t>Billing note</w:t>
+              <w:t>Billed where</w:t>
             </w:r>
           </w:p>
         </w:tc>
@@ -321,7 +262,7 @@
       <w:tr>
         <w:tc>
           <w:tcPr>
-            <w:tcW w:type="dxa" w:w="2160"/>
+            <w:tcW w:type="dxa" w:w="2880"/>
           </w:tcPr>
           <w:p>
             <w:r>
@@ -334,13 +275,13 @@
                 <w:b/>
                 <w:sz w:val="20"/>
               </w:rPr>
-              <w:t>THC</w:t>
+              <w:t>O/F (Ocean Freight)</w:t>
             </w:r>
           </w:p>
         </w:tc>
         <w:tc>
           <w:tcPr>
-            <w:tcW w:type="dxa" w:w="2160"/>
+            <w:tcW w:type="dxa" w:w="2880"/>
           </w:tcPr>
           <w:p>
             <w:r>
@@ -352,13 +293,13 @@
               <w:rPr>
                 <w:sz w:val="20"/>
               </w:rPr>
-              <w:t>Terminal Handling Charge</w:t>
+              <w:t>Base sea freight; the quote's main component, floating with lane/capacity/season</w:t>
             </w:r>
           </w:p>
         </w:tc>
         <w:tc>
           <w:tcPr>
-            <w:tcW w:type="dxa" w:w="2160"/>
+            <w:tcW w:type="dxa" w:w="2880"/>
           </w:tcPr>
           <w:p>
             <w:r>
@@ -370,25 +311,7 @@
               <w:rPr>
                 <w:sz w:val="20"/>
               </w:rPr>
-              <w:t>Port lifting/loading-unloading and terminal handling operations</w:t>
-            </w:r>
-          </w:p>
-        </w:tc>
-        <w:tc>
-          <w:tcPr>
-            <w:tcW w:type="dxa" w:w="2160"/>
-          </w:tcPr>
-          <w:p>
-            <w:r>
-              <w:rPr>
-                <w:sz w:val="20"/>
-              </w:rPr>
-            </w:r>
-            <w:r>
-              <w:rPr>
-                <w:sz w:val="20"/>
-              </w:rPr>
-              <w:t>Differs by container size; origin THC and destination THC are separate</w:t>
+              <w:t>Ocean leg</w:t>
             </w:r>
           </w:p>
         </w:tc>
@@ -396,7 +319,7 @@
       <w:tr>
         <w:tc>
           <w:tcPr>
-            <w:tcW w:type="dxa" w:w="2160"/>
+            <w:tcW w:type="dxa" w:w="2880"/>
           </w:tcPr>
           <w:p>
             <w:r>
@@ -409,13 +332,13 @@
                 <w:b/>
                 <w:sz w:val="20"/>
               </w:rPr>
-              <w:t>DOC</w:t>
+              <w:t>THC (Terminal Handling Charge)</w:t>
             </w:r>
           </w:p>
         </w:tc>
         <w:tc>
           <w:tcPr>
-            <w:tcW w:type="dxa" w:w="2160"/>
+            <w:tcW w:type="dxa" w:w="2880"/>
           </w:tcPr>
           <w:p>
             <w:r>
@@ -427,13 +350,13 @@
               <w:rPr>
                 <w:sz w:val="20"/>
               </w:rPr>
-              <w:t>Documentation fee</w:t>
+              <w:t>Terminal lifting/handling/storage; differs by container size</w:t>
             </w:r>
           </w:p>
         </w:tc>
         <w:tc>
           <w:tcPr>
-            <w:tcW w:type="dxa" w:w="2160"/>
+            <w:tcW w:type="dxa" w:w="2880"/>
           </w:tcPr>
           <w:p>
             <w:r>
@@ -445,13 +368,28 @@
               <w:rPr>
                 <w:sz w:val="20"/>
               </w:rPr>
-              <w:t>B/L and shipping-document processing</w:t>
+              <w:t xml:space="preserve">Origin </w:t>
+            </w:r>
+            <w:r>
+              <w:rPr>
+                <w:b/>
+                <w:sz w:val="20"/>
+              </w:rPr>
+              <w:t>and</w:t>
+            </w:r>
+            <w:r>
+              <w:rPr>
+                <w:sz w:val="20"/>
+              </w:rPr>
+              <w:t xml:space="preserve"> destination (OTHC/DTHC)</w:t>
             </w:r>
           </w:p>
         </w:tc>
+      </w:tr>
+      <w:tr>
         <w:tc>
           <w:tcPr>
-            <w:tcW w:type="dxa" w:w="2160"/>
+            <w:tcW w:type="dxa" w:w="2880"/>
           </w:tcPr>
           <w:p>
             <w:r>
@@ -464,26 +402,43 @@
                 <w:b/>
                 <w:sz w:val="20"/>
               </w:rPr>
-              <w:t>ODOC (origin)</w:t>
+              <w:t>DOC (document fee)</w:t>
+            </w:r>
+          </w:p>
+        </w:tc>
+        <w:tc>
+          <w:tcPr>
+            <w:tcW w:type="dxa" w:w="2880"/>
+          </w:tcPr>
+          <w:p>
+            <w:r>
+              <w:rPr>
+                <w:sz w:val="20"/>
+              </w:rPr>
             </w:r>
             <w:r>
               <w:rPr>
                 <w:sz w:val="20"/>
               </w:rPr>
-              <w:t xml:space="preserve"> and </w:t>
+              <w:t>Documentation; origin ODOC and destination DDOC are separate</w:t>
             </w:r>
+          </w:p>
+        </w:tc>
+        <w:tc>
+          <w:tcPr>
+            <w:tcW w:type="dxa" w:w="2880"/>
+          </w:tcPr>
+          <w:p>
             <w:r>
               <w:rPr>
-                <w:b/>
                 <w:sz w:val="20"/>
               </w:rPr>
-              <w:t>DDOC (destination)</w:t>
             </w:r>
             <w:r>
               <w:rPr>
                 <w:sz w:val="20"/>
               </w:rPr>
-              <w:t xml:space="preserve"> are billed separately</w:t>
+              <w:t>Both ends</w:t>
             </w:r>
           </w:p>
         </w:tc>
@@ -491,7 +446,7 @@
       <w:tr>
         <w:tc>
           <w:tcPr>
-            <w:tcW w:type="dxa" w:w="2160"/>
+            <w:tcW w:type="dxa" w:w="2880"/>
           </w:tcPr>
           <w:p>
             <w:r>
@@ -504,13 +459,13 @@
                 <w:b/>
                 <w:sz w:val="20"/>
               </w:rPr>
-              <w:t>SEAL</w:t>
+              <w:t>SEAL / VGM</w:t>
             </w:r>
           </w:p>
         </w:tc>
         <w:tc>
           <w:tcPr>
-            <w:tcW w:type="dxa" w:w="2160"/>
+            <w:tcW w:type="dxa" w:w="2880"/>
           </w:tcPr>
           <w:p>
             <w:r>
@@ -522,13 +477,13 @@
               <w:rPr>
                 <w:sz w:val="20"/>
               </w:rPr>
-              <w:t>Seal fee</w:t>
+              <w:t>Seal fee and verified gross-mass weighing fee — common origin items</w:t>
             </w:r>
           </w:p>
         </w:tc>
         <w:tc>
           <w:tcPr>
-            <w:tcW w:type="dxa" w:w="2160"/>
+            <w:tcW w:type="dxa" w:w="2880"/>
           </w:tcPr>
           <w:p>
             <w:r>
@@ -540,25 +495,7 @@
               <w:rPr>
                 <w:sz w:val="20"/>
               </w:rPr>
-              <w:t>Container seal</w:t>
-            </w:r>
-          </w:p>
-        </w:tc>
-        <w:tc>
-          <w:tcPr>
-            <w:tcW w:type="dxa" w:w="2160"/>
-          </w:tcPr>
-          <w:p>
-            <w:r>
-              <w:rPr>
-                <w:sz w:val="20"/>
-              </w:rPr>
-            </w:r>
-            <w:r>
-              <w:rPr>
-                <w:sz w:val="20"/>
-              </w:rPr>
-              <w:t>Origin-side, container moves</w:t>
+              <w:t>Origin</w:t>
             </w:r>
           </w:p>
         </w:tc>
@@ -566,7 +503,7 @@
       <w:tr>
         <w:tc>
           <w:tcPr>
-            <w:tcW w:type="dxa" w:w="2160"/>
+            <w:tcW w:type="dxa" w:w="2880"/>
           </w:tcPr>
           <w:p>
             <w:r>
@@ -579,13 +516,13 @@
                 <w:b/>
                 <w:sz w:val="20"/>
               </w:rPr>
-              <w:t>VGM</w:t>
+              <w:t>BAF (bunker adjustment; akin to EBS)</w:t>
             </w:r>
           </w:p>
         </w:tc>
         <w:tc>
           <w:tcPr>
-            <w:tcW w:type="dxa" w:w="2160"/>
+            <w:tcW w:type="dxa" w:w="2880"/>
           </w:tcPr>
           <w:p>
             <w:r>
@@ -597,13 +534,13 @@
               <w:rPr>
                 <w:sz w:val="20"/>
               </w:rPr>
-              <w:t>Verified Gross Mass</w:t>
+              <w:t>Fuel-linked surcharge; alongside CAF (currency), PSS (peak season), PCS (congestion), WRS (war risk)</w:t>
             </w:r>
           </w:p>
         </w:tc>
         <w:tc>
           <w:tcPr>
-            <w:tcW w:type="dxa" w:w="2160"/>
+            <w:tcW w:type="dxa" w:w="2880"/>
           </w:tcPr>
           <w:p>
             <w:r>
@@ -615,25 +552,7 @@
               <w:rPr>
                 <w:sz w:val="20"/>
               </w:rPr>
-              <w:t>Container weight verification</w:t>
-            </w:r>
-          </w:p>
-        </w:tc>
-        <w:tc>
-          <w:tcPr>
-            <w:tcW w:type="dxa" w:w="2160"/>
-          </w:tcPr>
-          <w:p>
-            <w:r>
-              <w:rPr>
-                <w:sz w:val="20"/>
-              </w:rPr>
-            </w:r>
-            <w:r>
-              <w:rPr>
-                <w:sz w:val="20"/>
-              </w:rPr>
-              <w:t>Origin-side, container moves</w:t>
+              <w:t>Ocean/variable</w:t>
             </w:r>
           </w:p>
         </w:tc>
@@ -644,12 +563,53 @@
         <w:pStyle w:val="Heading1"/>
       </w:pPr>
       <w:r>
-        <w:t>Floating Surcharges</w:t>
+        <w:t>Manifest Filing Fees Are Route-Specific (editorial guidance, not a universal charge)</w:t>
       </w:r>
     </w:p>
     <w:p>
       <w:r>
-        <w:t>These move with external conditions and should be shown as separate, dated lines rather than buried in O/F:</w:t>
+        <w:rPr>
+          <w:b/>
+        </w:rPr>
+        <w:t>AMS, ACI, ENS</w:t>
+      </w:r>
+      <w:r>
+        <w:t xml:space="preserve"> and similar automated-manifest filing fees generally arise </w:t>
+      </w:r>
+      <w:r>
+        <w:rPr>
+          <w:b/>
+        </w:rPr>
+        <w:t>only when the routing passes through the corresponding mandatory-filing region</w:t>
+      </w:r>
+      <w:r>
+        <w:t xml:space="preserve"> (e.g., US/Canada/EU advance-manifest regimes). Whether a fee is charged depends on the </w:t>
+      </w:r>
+      <w:r>
+        <w:rPr>
+          <w:b/>
+        </w:rPr>
+        <w:t>lane and the carrier</w:t>
+      </w:r>
+      <w:r>
+        <w:t xml:space="preserve">, and it is settled on that shipment's invoice. This is </w:t>
+      </w:r>
+      <w:r>
+        <w:rPr>
+          <w:b/>
+        </w:rPr>
+        <w:t>route-specific guidance</w:t>
+      </w:r>
+      <w:r>
+        <w:t>, not a universal international charge schedule: a lane that never touches those regimes should not carry the fee, and the guide asserts no fixed tariff for it.</w:t>
+      </w:r>
+    </w:p>
+    <w:p>
+      <w:pPr>
+        <w:pStyle w:val="Heading1"/>
+      </w:pPr>
+      <w:r>
+        <w:t>Origin vs Destination — Where Disputes Hide</w:t>
       </w:r>
     </w:p>
     <w:p>
@@ -657,22 +617,25 @@
         <w:pStyle w:val="ListBullet"/>
       </w:pPr>
       <w:r>
-        <w:rPr>
-          <w:b/>
-        </w:rPr>
-        <w:t>BAF</w:t>
-      </w:r>
-      <w:r>
-        <w:t xml:space="preserve"> — bunker/fuel adjustment (similar names include </w:t>
+        <w:t xml:space="preserve">Split every line into </w:t>
       </w:r>
       <w:r>
         <w:rPr>
           <w:b/>
         </w:rPr>
-        <w:t>EBS</w:t>
+        <w:t>origin charges</w:t>
       </w:r>
       <w:r>
-        <w:t>); tracks bunker price.</w:t>
+        <w:t xml:space="preserve"> (before/at loading) and </w:t>
+      </w:r>
+      <w:r>
+        <w:rPr>
+          <w:b/>
+        </w:rPr>
+        <w:t>destination charges</w:t>
+      </w:r>
+      <w:r>
+        <w:t xml:space="preserve"> (at discharge/collection). Vehicle buyers are most often surprised by destination THC, DDOC and delivery-order fees they did not expect.</w:t>
       </w:r>
     </w:p>
     <w:p>
@@ -680,13 +643,16 @@
         <w:pStyle w:val="ListBullet"/>
       </w:pPr>
       <w:r>
+        <w:t xml:space="preserve">Ask the forwarder to </w:t>
+      </w:r>
+      <w:r>
         <w:rPr>
           <w:b/>
         </w:rPr>
-        <w:t>CAF</w:t>
+        <w:t>name each line and its billing unit</w:t>
       </w:r>
       <w:r>
-        <w:t xml:space="preserve"> — currency adjustment.</w:t>
+        <w:t xml:space="preserve"> (per container / per bill / per vehicle), so two quotes can be compared on the same basis.</w:t>
       </w:r>
     </w:p>
     <w:p>
@@ -694,46 +660,16 @@
         <w:pStyle w:val="ListBullet"/>
       </w:pPr>
       <w:r>
-        <w:rPr>
-          <w:b/>
-        </w:rPr>
-        <w:t>PSS</w:t>
+        <w:t xml:space="preserve">Watch for </w:t>
       </w:r>
-      <w:r>
-        <w:t xml:space="preserve"> — peak-season surcharge.</w:t>
-      </w:r>
-    </w:p>
-    <w:p>
-      <w:pPr>
-        <w:pStyle w:val="ListBullet"/>
-      </w:pPr>
       <w:r>
         <w:rPr>
           <w:b/>
         </w:rPr>
-        <w:t>PCS</w:t>
+        <w:t>unnamed surcharges</w:t>
       </w:r>
       <w:r>
-        <w:t xml:space="preserve"> — port congestion surcharge.</w:t>
-      </w:r>
-    </w:p>
-    <w:p>
-      <w:pPr>
-        <w:pStyle w:val="ListBullet"/>
-      </w:pPr>
-      <w:r>
-        <w:rPr>
-          <w:b/>
-        </w:rPr>
-        <w:t>WRS</w:t>
-      </w:r>
-      <w:r>
-        <w:t xml:space="preserve"> — war-risk surcharge for affected routes.</w:t>
-      </w:r>
-    </w:p>
-    <w:p>
-      <w:r>
-        <w:t>A quote that bundles all of these into "all-in" without a breakdown is harder to audit when fuel or routing changes.</w:t>
+        <w:t xml:space="preserve"> and "local charges" with no unit — these are where a low headline rate is recovered.</w:t>
       </w:r>
     </w:p>
     <w:p>
@@ -741,35 +677,7 @@
         <w:pStyle w:val="Heading1"/>
       </w:pPr>
       <w:r>
-        <w:t>Regional Manifest Filing Fees</w:t>
-      </w:r>
-    </w:p>
-    <w:p>
-      <w:r>
-        <w:rPr>
-          <w:b/>
-        </w:rPr>
-        <w:t>AMS / ACI / ENS</w:t>
-      </w:r>
-      <w:r>
-        <w:t xml:space="preserve"> and similar are </w:t>
-      </w:r>
-      <w:r>
-        <w:rPr>
-          <w:b/>
-        </w:rPr>
-        <w:t>automated manifest declaration fees for the destination region</w:t>
-      </w:r>
-      <w:r>
-        <w:t>, charged only when the routing passes through the relevant zone (US/Canada/EU-type regimes). They are route-dependent: a lane that never touches the region should not carry that fee — a useful cross-check for over-billing.</w:t>
-      </w:r>
-    </w:p>
-    <w:p>
-      <w:pPr>
-        <w:pStyle w:val="Heading1"/>
-      </w:pPr>
-      <w:r>
-        <w:t>How to Verify a Quote (method, not memorized numbers)</w:t>
+        <w:t>A Quote-Audit Method (no figures)</w:t>
       </w:r>
     </w:p>
     <w:p>
@@ -777,22 +685,7 @@
         <w:pStyle w:val="ListNumber"/>
       </w:pPr>
       <w:r>
-        <w:rPr>
-          <w:b/>
-        </w:rPr>
-        <w:t>Demand itemized lines</w:t>
-      </w:r>
-      <w:r>
-        <w:t xml:space="preserve">, each with its </w:t>
-      </w:r>
-      <w:r>
-        <w:rPr>
-          <w:b/>
-        </w:rPr>
-        <w:t>billing unit</w:t>
-      </w:r>
-      <w:r>
-        <w:t xml:space="preserve"> (per box / per bill / per vehicle).</w:t>
+        <w:t>Confirm Incoterm and which side bears origin vs destination charges.</w:t>
       </w:r>
     </w:p>
     <w:p>
@@ -800,13 +693,16 @@
         <w:pStyle w:val="ListNumber"/>
       </w:pPr>
       <w:r>
+        <w:t xml:space="preserve">List O/F and every surcharge with its </w:t>
+      </w:r>
+      <w:r>
         <w:rPr>
           <w:b/>
         </w:rPr>
-        <w:t>Split origin vs destination</w:t>
+        <w:t>name and billing unit</w:t>
       </w:r>
       <w:r>
-        <w:t xml:space="preserve"> charges — destination fees land on the consignee under some Incoterms and on the shipper under others; align them to the agreed Incoterm.</w:t>
+        <w:t>.</w:t>
       </w:r>
     </w:p>
     <w:p>
@@ -814,13 +710,16 @@
         <w:pStyle w:val="ListNumber"/>
       </w:pPr>
       <w:r>
+        <w:t xml:space="preserve">Flag any AMS/ACI/ENS line and check it against the </w:t>
+      </w:r>
+      <w:r>
         <w:rPr>
           <w:b/>
         </w:rPr>
-        <w:t>Flag every floating surcharge</w:t>
+        <w:t>actual routing</w:t>
       </w:r>
       <w:r>
-        <w:t xml:space="preserve"> with its basis and validity date; ask which are fixed for the sailing and which may adjust.</w:t>
+        <w:t xml:space="preserve"> (route-specific).</w:t>
       </w:r>
     </w:p>
     <w:p>
@@ -828,13 +727,7 @@
         <w:pStyle w:val="ListNumber"/>
       </w:pPr>
       <w:r>
-        <w:rPr>
-          <w:b/>
-        </w:rPr>
-        <w:t>Match manifest fees to the actual route</w:t>
-      </w:r>
-      <w:r>
-        <w:t xml:space="preserve"> — no AMS/ACI/ENS where the region is not transited.</w:t>
+        <w:t>Reconcile origin and destination columns; request destination charges in writing.</w:t>
       </w:r>
     </w:p>
     <w:p>
@@ -842,13 +735,7 @@
         <w:pStyle w:val="ListNumber"/>
       </w:pPr>
       <w:r>
-        <w:rPr>
-          <w:b/>
-        </w:rPr>
-        <w:t>Compare two or three quotes on the same line basis</w:t>
-      </w:r>
-      <w:r>
-        <w:t>, not on headline O/F alone, and watch for unlisted "hidden" surcharges that appear on the final invoice.</w:t>
+        <w:t>Re-quote at booking — all rates are time-sensitive and the formal quotation at that moment governs.</w:t>
       </w:r>
     </w:p>
     <w:p>
@@ -864,16 +751,13 @@
         <w:pStyle w:val="ListBullet"/>
       </w:pPr>
       <w:r>
-        <w:t xml:space="preserve">It states </w:t>
-      </w:r>
-      <w:r>
         <w:rPr>
           <w:b/>
         </w:rPr>
-        <w:t>no amounts</w:t>
+        <w:t>No fixed amounts</w:t>
       </w:r>
       <w:r>
-        <w:t xml:space="preserve"> (no "small-box THC in RMB", no fixed documentation fee) — such values are either stale or market-moving and are valid only on the current formal quote.</w:t>
+        <w:t xml:space="preserve"> (no RMB THC ranges, no filing-fee numbers): prior figures are stale or market-variable and are never presented as current.</w:t>
       </w:r>
     </w:p>
     <w:p>
@@ -881,16 +765,13 @@
         <w:pStyle w:val="ListBullet"/>
       </w:pPr>
       <w:r>
-        <w:t xml:space="preserve">It does </w:t>
-      </w:r>
-      <w:r>
         <w:rPr>
           <w:b/>
         </w:rPr>
-        <w:t>not</w:t>
+        <w:t>No landed-cost or margin estimate</w:t>
       </w:r>
       <w:r>
-        <w:t xml:space="preserve"> estimate landed cost or margin from freight lines; those require the actual dated quotation and the commercial terms.</w:t>
+        <w:t xml:space="preserve"> is derived for AutoBridge or the buyer; that requires a live formal quotation.</w:t>
       </w:r>
     </w:p>
     <w:p>
@@ -906,37 +787,37 @@
         <w:rPr>
           <w:b/>
         </w:rPr>
-        <w:t>Why do two quotes with the same O/F differ in total?</w:t>
+        <w:t>Why do two "same rate" quotes differ at destination?</w:t>
       </w:r>
       <w:r>
-        <w:t xml:space="preserve"> Usually THC, documentation and floating surcharges (BAF/CAF/PSS) — compare itemized totals, not headline freight. </w:t>
+        <w:t xml:space="preserve"> Usually destination THC/DDOC/delivery fees and surcharge naming differ — compare line by line with billing units. </w:t>
       </w:r>
       <w:r>
         <w:rPr>
           <w:b/>
         </w:rPr>
-        <w:t>Are origin and destination THC the same charge?</w:t>
+        <w:t>Must every shipment pay AMS/ACI/ENS?</w:t>
       </w:r>
       <w:r>
-        <w:t xml:space="preserve"> No; they are billed at each end and allocated differently by Incoterm. </w:t>
+        <w:t xml:space="preserve"> No — those manifest fees arise only when the route passes through the relevant mandatory-filing region; verify against the actual lane. </w:t>
       </w:r>
       <w:r>
         <w:rPr>
           <w:b/>
         </w:rPr>
-        <w:t>What are AMS/ACI/ENS?</w:t>
+        <w:t>Are BAF/EBS fixed?</w:t>
       </w:r>
       <w:r>
-        <w:t xml:space="preserve"> Regional automated-manifest filing fees charged only when the route transits the relevant zone. </w:t>
+        <w:t xml:space="preserve"> No, they are fuel-linked floating surcharges alongside CAF/PSS/PCS/WRS. </w:t>
       </w:r>
       <w:r>
         <w:rPr>
           <w:b/>
         </w:rPr>
-        <w:t>Why is no price given here?</w:t>
+        <w:t>Does this page give current rates?</w:t>
       </w:r>
       <w:r>
-        <w:t xml:space="preserve"> Freight and surcharges change continuously; only the current formal quotation for the sailing is valid.</w:t>
+        <w:t xml:space="preserve"> No; rates move with the market and are taken from the formal quotation at booking.</w:t>
       </w:r>
     </w:p>
     <w:p>
@@ -1126,7 +1007,7 @@
               <w:rPr>
                 <w:sz w:val="20"/>
               </w:rPr>
-              <w:t>FCL quote surcharge breakdown</w:t>
+              <w:t>FCL export surcharge breakdown</w:t>
             </w:r>
           </w:p>
         </w:tc>
@@ -1234,7 +1115,7 @@
               <w:rPr>
                 <w:sz w:val="20"/>
               </w:rPr>
-              <w:t>O/F, DOC, BAF family, verification method</w:t>
+              <w:t>O/F, THC, DOC, BAF, audit method</w:t>
             </w:r>
           </w:p>
         </w:tc>
@@ -1254,7 +1135,7 @@
               <w:rPr>
                 <w:sz w:val="20"/>
               </w:rPr>
-              <w:t>THC terminal handling charge explanation</w:t>
+              <w:t>THC definition</w:t>
             </w:r>
           </w:p>
         </w:tc>
@@ -1362,7 +1243,7 @@
               <w:rPr>
                 <w:sz w:val="20"/>
               </w:rPr>
-              <w:t>THC definition</w:t>
+              <w:t>Terminal handling coverage</w:t>
             </w:r>
           </w:p>
         </w:tc>
@@ -1382,7 +1263,7 @@
               <w:rPr>
                 <w:sz w:val="20"/>
               </w:rPr>
-              <w:t>Ocean export charge composition (by route)</w:t>
+              <w:t>Ocean export charge components by lane</w:t>
             </w:r>
           </w:p>
         </w:tc>
@@ -1472,7 +1353,7 @@
               <w:rPr>
                 <w:sz w:val="20"/>
               </w:rPr>
-              <w:t>SINGLE_SOURCE</w:t>
+              <w:t>CROSS_CHECKED</w:t>
             </w:r>
           </w:p>
         </w:tc>
@@ -1490,7 +1371,7 @@
               <w:rPr>
                 <w:sz w:val="20"/>
               </w:rPr>
-              <w:t>DOC/SEAL/VGM, AMS/ACI/ENS</w:t>
+              <w:t>Surcharge taxonomy, AMS/ACI/ENS route logic</w:t>
             </w:r>
           </w:p>
         </w:tc>
@@ -1510,7 +1391,7 @@
               <w:rPr>
                 <w:sz w:val="20"/>
               </w:rPr>
-              <w:t>Common FOB charge items (THC/booking/trucking)</w:t>
+              <w:t>Common FOB charges (THC/booking/trucking)</w:t>
             </w:r>
           </w:p>
         </w:tc>
@@ -1528,7 +1409,7 @@
               <w:rPr>
                 <w:sz w:val="20"/>
               </w:rPr>
-              <w:t>11467 industry</w:t>
+              <w:t>11467</w:t>
             </w:r>
           </w:p>
         </w:tc>
@@ -1618,7 +1499,7 @@
               <w:rPr>
                 <w:sz w:val="20"/>
               </w:rPr>
-              <w:t>Origin-side item framing</w:t>
+              <w:t>Charge naming</w:t>
             </w:r>
           </w:p>
         </w:tc>
@@ -1629,7 +1510,7 @@
         <w:rPr>
           <w:i/>
         </w:rPr>
-        <w:t>Confidence note: RESEARCH_CONDITIONAL. Definitions cross-checked; all amounts deliberately withheld as market-moving; no landed-cost/margin inference.</w:t>
+        <w:t>Status note: FACT_SOURCE_CONDITIONAL — charge structure cross-checked from industry sources (no official tariff primary source); AMS/ACI/ENS framed as route-specific editorial guidance; all amounts deliberately excluded as time-sensitive.</w:t>
       </w:r>
     </w:p>
     <w:p>
@@ -1648,10 +1529,10 @@
         <w:rPr>
           <w:b/>
         </w:rPr>
-        <w:t>Author / reviewer</w:t>
+        <w:t>Author</w:t>
       </w:r>
       <w:r>
-        <w:t>: [AutoBridge Export Sourcing Team](/authors/) · method per our [Editorial Policy](/editorial-policy/)</w:t>
+        <w:t>: AutoBridge Export Editorial Team · [Sourcing Team](/authors/) · method per our [Editorial Policy](/editorial-policy/)</w:t>
       </w:r>
     </w:p>
     <w:p>
@@ -1665,7 +1546,16 @@
         <w:t>Last reviewed</w:t>
       </w:r>
       <w:r>
-        <w:t>: 2026-09-04</w:t>
+        <w:t xml:space="preserve">: 2026-09-04 · </w:t>
+      </w:r>
+      <w:r>
+        <w:rPr>
+          <w:b/>
+        </w:rPr>
+        <w:t>Fact sheet version</w:t>
+      </w:r>
+      <w:r>
+        <w:t>: v1.2-2026-09-04</w:t>
       </w:r>
     </w:p>
     <w:p>
@@ -1679,7 +1569,7 @@
         <w:t>Reference market</w:t>
       </w:r>
       <w:r>
-        <w:t>: Origin-port + international lanes (amounts excluded; route-specific)</w:t>
+        <w:t>: International ocean freight structure (no amounts, no lane-specific tariff)</w:t>
       </w:r>
     </w:p>
     <w:p>
@@ -1693,7 +1583,21 @@
         <w:t>Verification method</w:t>
       </w:r>
       <w:r>
-        <w:t>: Multi-source definition cross-check; numeric rates withheld rather than guessed</w:t>
+        <w:t>: Structure cross-checked; manifest fees route-scoped; zero fixed figures asserted</w:t>
+      </w:r>
+    </w:p>
+    <w:p>
+      <w:pPr>
+        <w:pStyle w:val="ListBullet"/>
+      </w:pPr>
+      <w:r>
+        <w:rPr>
+          <w:b/>
+        </w:rPr>
+        <w:t>Transparency</w:t>
+      </w:r>
+      <w:r>
+        <w:t>: AI_ASSISTED=true · HUMAN_REVIEWED=false · evidence.first_hand=false · PUBLISH_APPROVED=false</w:t>
       </w:r>
     </w:p>
     <w:p>
@@ -1718,7 +1622,7 @@
         <w:t>Tags</w:t>
       </w:r>
       <w:r>
-        <w:t>: #FreightQuote #THC #BAF #ShippingCosts #VehicleExport</w:t>
+        <w:t>: #OceanFreight #FreightCharges #THC #ShippingQuote #ExportCost</w:t>
       </w:r>
     </w:p>
     <w:sectPr>

--- a/deliveries/2026-09-04/AutoBridge_Daily_2026-09-04/02_Procurement_Guides/GUIDE_20260904_10_Shipping_Charge_Structure.docx
+++ b/deliveries/2026-09-04/AutoBridge_Daily_2026-09-04/02_Procurement_Guides/GUIDE_20260904_10_Shipping_Charge_Structure.docx
@@ -4,7 +4,7 @@
   <w:body>
     <w:p>
       <w:pPr>
-        <w:pStyle w:val="Title"/>
+        <w:pStyle w:val="Heading1"/>
       </w:pPr>
       <w:r>
         <w:t>Reading an Ocean Freight Quotation for Vehicle Export: Charge Structure Without Invented Numbers</w:t>
@@ -12,7 +12,7 @@
     </w:p>
     <w:p>
       <w:pPr>
-        <w:pStyle w:val="Heading1"/>
+        <w:pStyle w:val="Heading2"/>
       </w:pPr>
       <w:r>
         <w:t>SEO Metadata</w:t>
@@ -146,7 +146,7 @@
     </w:p>
     <w:p>
       <w:pPr>
-        <w:pStyle w:val="Heading1"/>
+        <w:pStyle w:val="Heading2"/>
       </w:pPr>
       <w:r>
         <w:t>Why a Structured Quote Matters More Than a Low Number</w:t>
@@ -177,7 +177,7 @@
     </w:p>
     <w:p>
       <w:pPr>
-        <w:pStyle w:val="Heading1"/>
+        <w:pStyle w:val="Heading2"/>
       </w:pPr>
       <w:r>
         <w:t>The Building Blocks</w:t>
@@ -185,7 +185,7 @@
     </w:p>
     <w:tbl>
       <w:tblPr>
-        <w:tblStyle w:val="TableGrid"/>
+        <w:tblStyle w:val="LightGrid-Accent1"/>
         <w:tblW w:type="auto" w:w="0"/>
         <w:tblLook w:firstColumn="1" w:firstRow="1" w:lastColumn="0" w:lastRow="0" w:noHBand="0" w:noVBand="1" w:val="04A0"/>
       </w:tblPr>
@@ -198,20 +198,9 @@
         <w:tc>
           <w:tcPr>
             <w:tcW w:type="dxa" w:w="2880"/>
-            <w:shd w:val="clear" w:fill="EAF0F6"/>
           </w:tcPr>
           <w:p>
             <w:r>
-              <w:rPr>
-                <w:b/>
-                <w:sz w:val="20"/>
-              </w:rPr>
-            </w:r>
-            <w:r>
-              <w:rPr>
-                <w:b/>
-                <w:sz w:val="20"/>
-              </w:rPr>
               <w:t>Charge</w:t>
             </w:r>
           </w:p>
@@ -219,20 +208,9 @@
         <w:tc>
           <w:tcPr>
             <w:tcW w:type="dxa" w:w="2880"/>
-            <w:shd w:val="clear" w:fill="EAF0F6"/>
           </w:tcPr>
           <w:p>
             <w:r>
-              <w:rPr>
-                <w:b/>
-                <w:sz w:val="20"/>
-              </w:rPr>
-            </w:r>
-            <w:r>
-              <w:rPr>
-                <w:b/>
-                <w:sz w:val="20"/>
-              </w:rPr>
               <w:t>What it covers</w:t>
             </w:r>
           </w:p>
@@ -240,20 +218,9 @@
         <w:tc>
           <w:tcPr>
             <w:tcW w:type="dxa" w:w="2880"/>
-            <w:shd w:val="clear" w:fill="EAF0F6"/>
           </w:tcPr>
           <w:p>
             <w:r>
-              <w:rPr>
-                <w:b/>
-                <w:sz w:val="20"/>
-              </w:rPr>
-            </w:r>
-            <w:r>
-              <w:rPr>
-                <w:b/>
-                <w:sz w:val="20"/>
-              </w:rPr>
               <w:t>Billed where</w:t>
             </w:r>
           </w:p>
@@ -267,13 +234,7 @@
           <w:p>
             <w:r>
               <w:rPr>
-                <w:sz w:val="20"/>
-              </w:rPr>
-            </w:r>
-            <w:r>
-              <w:rPr>
                 <w:b/>
-                <w:sz w:val="20"/>
               </w:rPr>
               <w:t>O/F (Ocean Freight)</w:t>
             </w:r>
@@ -285,14 +246,6 @@
           </w:tcPr>
           <w:p>
             <w:r>
-              <w:rPr>
-                <w:sz w:val="20"/>
-              </w:rPr>
-            </w:r>
-            <w:r>
-              <w:rPr>
-                <w:sz w:val="20"/>
-              </w:rPr>
               <w:t>Base sea freight; the quote's main component, floating with lane/capacity/season</w:t>
             </w:r>
           </w:p>
@@ -303,14 +256,6 @@
           </w:tcPr>
           <w:p>
             <w:r>
-              <w:rPr>
-                <w:sz w:val="20"/>
-              </w:rPr>
-            </w:r>
-            <w:r>
-              <w:rPr>
-                <w:sz w:val="20"/>
-              </w:rPr>
               <w:t>Ocean leg</w:t>
             </w:r>
           </w:p>
@@ -324,13 +269,7 @@
           <w:p>
             <w:r>
               <w:rPr>
-                <w:sz w:val="20"/>
-              </w:rPr>
-            </w:r>
-            <w:r>
-              <w:rPr>
                 <w:b/>
-                <w:sz w:val="20"/>
               </w:rPr>
               <w:t>THC (Terminal Handling Charge)</w:t>
             </w:r>
@@ -342,14 +281,6 @@
           </w:tcPr>
           <w:p>
             <w:r>
-              <w:rPr>
-                <w:sz w:val="20"/>
-              </w:rPr>
-            </w:r>
-            <w:r>
-              <w:rPr>
-                <w:sz w:val="20"/>
-              </w:rPr>
               <w:t>Terminal lifting/handling/storage; differs by container size</w:t>
             </w:r>
           </w:p>
@@ -360,27 +291,15 @@
           </w:tcPr>
           <w:p>
             <w:r>
-              <w:rPr>
-                <w:sz w:val="20"/>
-              </w:rPr>
-            </w:r>
-            <w:r>
-              <w:rPr>
-                <w:sz w:val="20"/>
-              </w:rPr>
               <w:t xml:space="preserve">Origin </w:t>
             </w:r>
             <w:r>
               <w:rPr>
                 <w:b/>
-                <w:sz w:val="20"/>
               </w:rPr>
               <w:t>and</w:t>
             </w:r>
             <w:r>
-              <w:rPr>
-                <w:sz w:val="20"/>
-              </w:rPr>
               <w:t xml:space="preserve"> destination (OTHC/DTHC)</w:t>
             </w:r>
           </w:p>
@@ -394,13 +313,7 @@
           <w:p>
             <w:r>
               <w:rPr>
-                <w:sz w:val="20"/>
-              </w:rPr>
-            </w:r>
-            <w:r>
-              <w:rPr>
                 <w:b/>
-                <w:sz w:val="20"/>
               </w:rPr>
               <w:t>DOC (document fee)</w:t>
             </w:r>
@@ -412,14 +325,6 @@
           </w:tcPr>
           <w:p>
             <w:r>
-              <w:rPr>
-                <w:sz w:val="20"/>
-              </w:rPr>
-            </w:r>
-            <w:r>
-              <w:rPr>
-                <w:sz w:val="20"/>
-              </w:rPr>
               <w:t>Documentation; origin ODOC and destination DDOC are separate</w:t>
             </w:r>
           </w:p>
@@ -430,14 +335,6 @@
           </w:tcPr>
           <w:p>
             <w:r>
-              <w:rPr>
-                <w:sz w:val="20"/>
-              </w:rPr>
-            </w:r>
-            <w:r>
-              <w:rPr>
-                <w:sz w:val="20"/>
-              </w:rPr>
               <w:t>Both ends</w:t>
             </w:r>
           </w:p>
@@ -451,13 +348,7 @@
           <w:p>
             <w:r>
               <w:rPr>
-                <w:sz w:val="20"/>
-              </w:rPr>
-            </w:r>
-            <w:r>
-              <w:rPr>
                 <w:b/>
-                <w:sz w:val="20"/>
               </w:rPr>
               <w:t>SEAL / VGM</w:t>
             </w:r>
@@ -469,14 +360,6 @@
           </w:tcPr>
           <w:p>
             <w:r>
-              <w:rPr>
-                <w:sz w:val="20"/>
-              </w:rPr>
-            </w:r>
-            <w:r>
-              <w:rPr>
-                <w:sz w:val="20"/>
-              </w:rPr>
               <w:t>Seal fee and verified gross-mass weighing fee — common origin items</w:t>
             </w:r>
           </w:p>
@@ -487,14 +370,6 @@
           </w:tcPr>
           <w:p>
             <w:r>
-              <w:rPr>
-                <w:sz w:val="20"/>
-              </w:rPr>
-            </w:r>
-            <w:r>
-              <w:rPr>
-                <w:sz w:val="20"/>
-              </w:rPr>
               <w:t>Origin</w:t>
             </w:r>
           </w:p>
@@ -508,13 +383,7 @@
           <w:p>
             <w:r>
               <w:rPr>
-                <w:sz w:val="20"/>
-              </w:rPr>
-            </w:r>
-            <w:r>
-              <w:rPr>
                 <w:b/>
-                <w:sz w:val="20"/>
               </w:rPr>
               <w:t>BAF (bunker adjustment; akin to EBS)</w:t>
             </w:r>
@@ -526,14 +395,6 @@
           </w:tcPr>
           <w:p>
             <w:r>
-              <w:rPr>
-                <w:sz w:val="20"/>
-              </w:rPr>
-            </w:r>
-            <w:r>
-              <w:rPr>
-                <w:sz w:val="20"/>
-              </w:rPr>
               <w:t>Fuel-linked surcharge; alongside CAF (currency), PSS (peak season), PCS (congestion), WRS (war risk)</w:t>
             </w:r>
           </w:p>
@@ -544,23 +405,16 @@
           </w:tcPr>
           <w:p>
             <w:r>
-              <w:rPr>
-                <w:sz w:val="20"/>
-              </w:rPr>
-            </w:r>
-            <w:r>
-              <w:rPr>
-                <w:sz w:val="20"/>
-              </w:rPr>
               <w:t>Ocean/variable</w:t>
             </w:r>
           </w:p>
         </w:tc>
       </w:tr>
     </w:tbl>
+    <w:p/>
     <w:p>
       <w:pPr>
-        <w:pStyle w:val="Heading1"/>
+        <w:pStyle w:val="Heading2"/>
       </w:pPr>
       <w:r>
         <w:t>Manifest Filing Fees Are Route-Specific (editorial guidance, not a universal charge)</w:t>
@@ -606,7 +460,7 @@
     </w:p>
     <w:p>
       <w:pPr>
-        <w:pStyle w:val="Heading1"/>
+        <w:pStyle w:val="Heading2"/>
       </w:pPr>
       <w:r>
         <w:t>Origin vs Destination — Where Disputes Hide</w:t>
@@ -674,7 +528,7 @@
     </w:p>
     <w:p>
       <w:pPr>
-        <w:pStyle w:val="Heading1"/>
+        <w:pStyle w:val="Heading2"/>
       </w:pPr>
       <w:r>
         <w:t>A Quote-Audit Method (no figures)</w:t>
@@ -740,7 +594,7 @@
     </w:p>
     <w:p>
       <w:pPr>
-        <w:pStyle w:val="Heading1"/>
+        <w:pStyle w:val="Heading2"/>
       </w:pPr>
       <w:r>
         <w:t>What This Guide Will Not Do</w:t>
@@ -776,7 +630,7 @@
     </w:p>
     <w:p>
       <w:pPr>
-        <w:pStyle w:val="Heading1"/>
+        <w:pStyle w:val="Heading2"/>
       </w:pPr>
       <w:r>
         <w:t>Frequently Asked Questions</w:t>
@@ -790,8 +644,10 @@
         <w:t>Why do two "same rate" quotes differ at destination?</w:t>
       </w:r>
       <w:r>
-        <w:t xml:space="preserve"> Usually destination THC/DDOC/delivery fees and surcharge naming differ — compare line by line with billing units. </w:t>
+        <w:t xml:space="preserve"> Usually destination THC/DDOC/delivery fees and surcharge naming differ — compare line by line with billing units.</w:t>
       </w:r>
+    </w:p>
+    <w:p>
       <w:r>
         <w:rPr>
           <w:b/>
@@ -799,8 +655,10 @@
         <w:t>Must every shipment pay AMS/ACI/ENS?</w:t>
       </w:r>
       <w:r>
-        <w:t xml:space="preserve"> No — those manifest fees arise only when the route passes through the relevant mandatory-filing region; verify against the actual lane. </w:t>
+        <w:t xml:space="preserve"> No — those manifest fees arise only when the route passes through the relevant mandatory-filing region; verify against the actual lane.</w:t>
       </w:r>
+    </w:p>
+    <w:p>
       <w:r>
         <w:rPr>
           <w:b/>
@@ -808,8 +666,10 @@
         <w:t>Are BAF/EBS fixed?</w:t>
       </w:r>
       <w:r>
-        <w:t xml:space="preserve"> No, they are fuel-linked floating surcharges alongside CAF/PSS/PCS/WRS. </w:t>
+        <w:t xml:space="preserve"> No, they are fuel-linked floating surcharges alongside CAF/PSS/PCS/WRS.</w:t>
       </w:r>
+    </w:p>
+    <w:p>
       <w:r>
         <w:rPr>
           <w:b/>
@@ -822,7 +682,255 @@
     </w:p>
     <w:p>
       <w:pPr>
-        <w:pStyle w:val="Heading1"/>
+        <w:pStyle w:val="Heading2"/>
+      </w:pPr>
+      <w:r>
+        <w:t>Image Record</w:t>
+      </w:r>
+    </w:p>
+    <w:p>
+      <w:pPr>
+        <w:pStyle w:val="ListBullet"/>
+      </w:pPr>
+      <w:r>
+        <w:t>IMAGE_ASSET_PATH: none secured in repository</w:t>
+      </w:r>
+    </w:p>
+    <w:p>
+      <w:pPr>
+        <w:pStyle w:val="ListBullet"/>
+      </w:pPr>
+      <w:r>
+        <w:t>ORIGINAL_IMAGE_URL: not captured</w:t>
+      </w:r>
+    </w:p>
+    <w:p>
+      <w:pPr>
+        <w:pStyle w:val="ListBullet"/>
+      </w:pPr>
+      <w:r>
+        <w:t>SOURCE_PAGE: not captured</w:t>
+      </w:r>
+    </w:p>
+    <w:p>
+      <w:pPr>
+        <w:pStyle w:val="ListBullet"/>
+      </w:pPr>
+      <w:r>
+        <w:t>RIGHTS_HOLDER: unconfirmed</w:t>
+      </w:r>
+    </w:p>
+    <w:p>
+      <w:pPr>
+        <w:pStyle w:val="ListBullet"/>
+      </w:pPr>
+      <w:r>
+        <w:t>LICENSE: none secured — no third-party image may be published until rights are cleared</w:t>
+      </w:r>
+    </w:p>
+    <w:p>
+      <w:pPr>
+        <w:pStyle w:val="ListBullet"/>
+      </w:pPr>
+      <w:r>
+        <w:t>CHECKED_DATE: 2026-09-05</w:t>
+      </w:r>
+    </w:p>
+    <w:p>
+      <w:pPr>
+        <w:pStyle w:val="ListBullet"/>
+      </w:pPr>
+      <w:r>
+        <w:t>MODEL_TOPIC_MATCH: must match the exact model/version (or the guide topic) and reference market above</w:t>
+      </w:r>
+    </w:p>
+    <w:p>
+      <w:pPr>
+        <w:pStyle w:val="ListBullet"/>
+      </w:pPr>
+      <w:r>
+        <w:t>IMAGE_RIGHTS_STATUS: FAIL (no licensed asset captured; a placeholder or “retain old image” note is not accepted)</w:t>
+      </w:r>
+    </w:p>
+    <w:p>
+      <w:pPr>
+        <w:pStyle w:val="ListBullet"/>
+      </w:pPr>
+      <w:r>
+        <w:t>ALT by language:</w:t>
+      </w:r>
+    </w:p>
+    <w:p>
+      <w:pPr>
+        <w:pStyle w:val="ListBullet"/>
+      </w:pPr>
+      <w:r>
+        <w:rPr>
+          <w:b/>
+        </w:rPr>
+        <w:t>EN</w:t>
+      </w:r>
+      <w:r>
+        <w:t>: AutoBridge export-buyer reference — Ocean freight quotation charge structure, vehicle-export procurement guide</w:t>
+      </w:r>
+    </w:p>
+    <w:p>
+      <w:pPr>
+        <w:pStyle w:val="ListBullet"/>
+      </w:pPr>
+      <w:r>
+        <w:rPr>
+          <w:b/>
+        </w:rPr>
+        <w:t>FR</w:t>
+      </w:r>
+      <w:r>
+        <w:t>: Référence AutoBridge pour acheteurs export — Ocean freight quotation charge structure, guide d’achat à l’export automobile</w:t>
+      </w:r>
+    </w:p>
+    <w:p>
+      <w:pPr>
+        <w:pStyle w:val="ListBullet"/>
+      </w:pPr>
+      <w:r>
+        <w:rPr>
+          <w:b/>
+        </w:rPr>
+        <w:t>DE</w:t>
+      </w:r>
+      <w:r>
+        <w:t>: AutoBridge-Referenz für Exportkäufer — Ocean freight quotation charge structure, Leitfaden für Fahrzeugexport-Einkauf</w:t>
+      </w:r>
+    </w:p>
+    <w:p>
+      <w:pPr>
+        <w:pStyle w:val="ListBullet"/>
+      </w:pPr>
+      <w:r>
+        <w:rPr>
+          <w:b/>
+        </w:rPr>
+        <w:t>ES</w:t>
+      </w:r>
+      <w:r>
+        <w:t>: Referencia AutoBridge para compradores de exportación — Ocean freight quotation charge structure, guía de compras para exportación de vehículos</w:t>
+      </w:r>
+    </w:p>
+    <w:p>
+      <w:pPr>
+        <w:pStyle w:val="ListBullet"/>
+      </w:pPr>
+      <w:r>
+        <w:rPr>
+          <w:b/>
+        </w:rPr>
+        <w:t>PT</w:t>
+      </w:r>
+      <w:r>
+        <w:t>: Referência AutoBridge para compradores de exportação — Ocean freight quotation charge structure, guia de compras para exportação de veículos</w:t>
+      </w:r>
+    </w:p>
+    <w:p>
+      <w:pPr>
+        <w:pStyle w:val="ListBullet"/>
+      </w:pPr>
+      <w:r>
+        <w:rPr>
+          <w:b/>
+        </w:rPr>
+        <w:t>JA</w:t>
+      </w:r>
+      <w:r>
+        <w:t>: AutoBridge 輸出バイヤー向けリファレンス｜Ocean freight quotation charge structure, 自動車輸出 調達ガイド</w:t>
+      </w:r>
+    </w:p>
+    <w:p>
+      <w:pPr>
+        <w:pStyle w:val="ListBullet"/>
+      </w:pPr>
+      <w:r>
+        <w:rPr>
+          <w:b/>
+        </w:rPr>
+        <w:t>KO</w:t>
+      </w:r>
+      <w:r>
+        <w:t>: AutoBridge 수출 바이어 참고 자료｜Ocean freight quotation charge structure, 자동차 수출 조달 가이드</w:t>
+      </w:r>
+    </w:p>
+    <w:p>
+      <w:pPr>
+        <w:pStyle w:val="ListBullet"/>
+      </w:pPr>
+      <w:r>
+        <w:rPr>
+          <w:b/>
+        </w:rPr>
+        <w:t>VI</w:t>
+      </w:r>
+      <w:r>
+        <w:t>: Tài liệu tham khảo AutoBridge cho người mua xuất khẩu — Ocean freight quotation charge structure, hướng dẫn thu mua xuất khẩu xe</w:t>
+      </w:r>
+    </w:p>
+    <w:p>
+      <w:pPr>
+        <w:pStyle w:val="ListBullet"/>
+      </w:pPr>
+      <w:r>
+        <w:rPr>
+          <w:b/>
+        </w:rPr>
+        <w:t>TH</w:t>
+      </w:r>
+      <w:r>
+        <w:t>: เอกสารอ้างอิง AutoBridge สำหรับผู้ซื้อเพื่อการส่งออก — Ocean freight quotation charge structure, คู่มือจัดซื้อเพื่อการส่งออกยานยนต์</w:t>
+      </w:r>
+    </w:p>
+    <w:p>
+      <w:pPr>
+        <w:pStyle w:val="ListBullet"/>
+      </w:pPr>
+      <w:r>
+        <w:rPr>
+          <w:b/>
+        </w:rPr>
+        <w:t>ID</w:t>
+      </w:r>
+      <w:r>
+        <w:t>: Referensi AutoBridge untuk pembeli ekspor — Ocean freight quotation charge structure, panduan pengadaan ekspor kendaraan</w:t>
+      </w:r>
+    </w:p>
+    <w:p>
+      <w:pPr>
+        <w:pStyle w:val="ListBullet"/>
+      </w:pPr>
+      <w:r>
+        <w:rPr>
+          <w:b/>
+        </w:rPr>
+        <w:t>AR</w:t>
+      </w:r>
+      <w:r>
+        <w:t>: مرجع AutoBridge لمشتري التصدير — Ocean freight quotation charge structure, دليل مشتريات تصدير المركبات</w:t>
+      </w:r>
+    </w:p>
+    <w:p>
+      <w:pPr>
+        <w:pStyle w:val="ListBullet"/>
+      </w:pPr>
+      <w:r>
+        <w:rPr>
+          <w:b/>
+        </w:rPr>
+        <w:t>ZH</w:t>
+      </w:r>
+      <w:r>
+        <w:t>: AutoBridge 出口采购参考｜Ocean freight quotation charge structure, 汽车出口采购指南</w:t>
+      </w:r>
+    </w:p>
+    <w:p>
+      <w:pPr>
+        <w:pStyle w:val="Heading2"/>
       </w:pPr>
       <w:r>
         <w:t>Sources &amp; Verification</w:t>
@@ -830,7 +938,7 @@
     </w:p>
     <w:tbl>
       <w:tblPr>
-        <w:tblStyle w:val="TableGrid"/>
+        <w:tblStyle w:val="LightGrid-Accent1"/>
         <w:tblW w:type="auto" w:w="0"/>
         <w:tblLook w:firstColumn="1" w:firstRow="1" w:lastColumn="0" w:lastRow="0" w:noHBand="0" w:noVBand="1" w:val="04A0"/>
       </w:tblPr>
@@ -847,20 +955,9 @@
         <w:tc>
           <w:tcPr>
             <w:tcW w:type="dxa" w:w="1234"/>
-            <w:shd w:val="clear" w:fill="EAF0F6"/>
           </w:tcPr>
           <w:p>
             <w:r>
-              <w:rPr>
-                <w:b/>
-                <w:sz w:val="20"/>
-              </w:rPr>
-            </w:r>
-            <w:r>
-              <w:rPr>
-                <w:b/>
-                <w:sz w:val="20"/>
-              </w:rPr>
               <w:t>Source title</w:t>
             </w:r>
           </w:p>
@@ -868,20 +965,9 @@
         <w:tc>
           <w:tcPr>
             <w:tcW w:type="dxa" w:w="1234"/>
-            <w:shd w:val="clear" w:fill="EAF0F6"/>
           </w:tcPr>
           <w:p>
             <w:r>
-              <w:rPr>
-                <w:b/>
-                <w:sz w:val="20"/>
-              </w:rPr>
-            </w:r>
-            <w:r>
-              <w:rPr>
-                <w:b/>
-                <w:sz w:val="20"/>
-              </w:rPr>
               <w:t>Organization</w:t>
             </w:r>
           </w:p>
@@ -889,20 +975,9 @@
         <w:tc>
           <w:tcPr>
             <w:tcW w:type="dxa" w:w="1234"/>
-            <w:shd w:val="clear" w:fill="EAF0F6"/>
           </w:tcPr>
           <w:p>
             <w:r>
-              <w:rPr>
-                <w:b/>
-                <w:sz w:val="20"/>
-              </w:rPr>
-            </w:r>
-            <w:r>
-              <w:rPr>
-                <w:b/>
-                <w:sz w:val="20"/>
-              </w:rPr>
               <w:t>Market</w:t>
             </w:r>
           </w:p>
@@ -910,20 +985,9 @@
         <w:tc>
           <w:tcPr>
             <w:tcW w:type="dxa" w:w="1234"/>
-            <w:shd w:val="clear" w:fill="EAF0F6"/>
           </w:tcPr>
           <w:p>
             <w:r>
-              <w:rPr>
-                <w:b/>
-                <w:sz w:val="20"/>
-              </w:rPr>
-            </w:r>
-            <w:r>
-              <w:rPr>
-                <w:b/>
-                <w:sz w:val="20"/>
-              </w:rPr>
               <w:t>URL</w:t>
             </w:r>
           </w:p>
@@ -931,20 +995,9 @@
         <w:tc>
           <w:tcPr>
             <w:tcW w:type="dxa" w:w="1234"/>
-            <w:shd w:val="clear" w:fill="EAF0F6"/>
           </w:tcPr>
           <w:p>
             <w:r>
-              <w:rPr>
-                <w:b/>
-                <w:sz w:val="20"/>
-              </w:rPr>
-            </w:r>
-            <w:r>
-              <w:rPr>
-                <w:b/>
-                <w:sz w:val="20"/>
-              </w:rPr>
               <w:t>Checked</w:t>
             </w:r>
           </w:p>
@@ -952,20 +1005,9 @@
         <w:tc>
           <w:tcPr>
             <w:tcW w:type="dxa" w:w="1234"/>
-            <w:shd w:val="clear" w:fill="EAF0F6"/>
           </w:tcPr>
           <w:p>
             <w:r>
-              <w:rPr>
-                <w:b/>
-                <w:sz w:val="20"/>
-              </w:rPr>
-            </w:r>
-            <w:r>
-              <w:rPr>
-                <w:b/>
-                <w:sz w:val="20"/>
-              </w:rPr>
               <w:t>Confidence</w:t>
             </w:r>
           </w:p>
@@ -973,20 +1015,9 @@
         <w:tc>
           <w:tcPr>
             <w:tcW w:type="dxa" w:w="1234"/>
-            <w:shd w:val="clear" w:fill="EAF0F6"/>
           </w:tcPr>
           <w:p>
             <w:r>
-              <w:rPr>
-                <w:b/>
-                <w:sz w:val="20"/>
-              </w:rPr>
-            </w:r>
-            <w:r>
-              <w:rPr>
-                <w:b/>
-                <w:sz w:val="20"/>
-              </w:rPr>
               <w:t>Supported facts</w:t>
             </w:r>
           </w:p>
@@ -999,14 +1030,6 @@
           </w:tcPr>
           <w:p>
             <w:r>
-              <w:rPr>
-                <w:sz w:val="20"/>
-              </w:rPr>
-            </w:r>
-            <w:r>
-              <w:rPr>
-                <w:sz w:val="20"/>
-              </w:rPr>
               <w:t>FCL export surcharge breakdown</w:t>
             </w:r>
           </w:p>
@@ -1017,14 +1040,6 @@
           </w:tcPr>
           <w:p>
             <w:r>
-              <w:rPr>
-                <w:sz w:val="20"/>
-              </w:rPr>
-            </w:r>
-            <w:r>
-              <w:rPr>
-                <w:sz w:val="20"/>
-              </w:rPr>
               <w:t>NetEase</w:t>
             </w:r>
           </w:p>
@@ -1035,14 +1050,6 @@
           </w:tcPr>
           <w:p>
             <w:r>
-              <w:rPr>
-                <w:sz w:val="20"/>
-              </w:rPr>
-            </w:r>
-            <w:r>
-              <w:rPr>
-                <w:sz w:val="20"/>
-              </w:rPr>
               <w:t>INTL</w:t>
             </w:r>
           </w:p>
@@ -1053,14 +1060,6 @@
           </w:tcPr>
           <w:p>
             <w:r>
-              <w:rPr>
-                <w:sz w:val="20"/>
-              </w:rPr>
-            </w:r>
-            <w:r>
-              <w:rPr>
-                <w:sz w:val="20"/>
-              </w:rPr>
               <w:t>https://www.163.com/dy/article/L3DE4MEL0556E2ZO.html</w:t>
             </w:r>
           </w:p>
@@ -1071,14 +1070,6 @@
           </w:tcPr>
           <w:p>
             <w:r>
-              <w:rPr>
-                <w:sz w:val="20"/>
-              </w:rPr>
-            </w:r>
-            <w:r>
-              <w:rPr>
-                <w:sz w:val="20"/>
-              </w:rPr>
               <w:t>2026-09-04</w:t>
             </w:r>
           </w:p>
@@ -1089,14 +1080,6 @@
           </w:tcPr>
           <w:p>
             <w:r>
-              <w:rPr>
-                <w:sz w:val="20"/>
-              </w:rPr>
-            </w:r>
-            <w:r>
-              <w:rPr>
-                <w:sz w:val="20"/>
-              </w:rPr>
               <w:t>CROSS_CHECKED</w:t>
             </w:r>
           </w:p>
@@ -1107,14 +1090,6 @@
           </w:tcPr>
           <w:p>
             <w:r>
-              <w:rPr>
-                <w:sz w:val="20"/>
-              </w:rPr>
-            </w:r>
-            <w:r>
-              <w:rPr>
-                <w:sz w:val="20"/>
-              </w:rPr>
               <w:t>O/F, THC, DOC, BAF, audit method</w:t>
             </w:r>
           </w:p>
@@ -1127,14 +1102,6 @@
           </w:tcPr>
           <w:p>
             <w:r>
-              <w:rPr>
-                <w:sz w:val="20"/>
-              </w:rPr>
-            </w:r>
-            <w:r>
-              <w:rPr>
-                <w:sz w:val="20"/>
-              </w:rPr>
               <w:t>THC definition</w:t>
             </w:r>
           </w:p>
@@ -1145,14 +1112,6 @@
           </w:tcPr>
           <w:p>
             <w:r>
-              <w:rPr>
-                <w:sz w:val="20"/>
-              </w:rPr>
-            </w:r>
-            <w:r>
-              <w:rPr>
-                <w:sz w:val="20"/>
-              </w:rPr>
               <w:t>Sina Finance shipping</w:t>
             </w:r>
           </w:p>
@@ -1163,14 +1122,6 @@
           </w:tcPr>
           <w:p>
             <w:r>
-              <w:rPr>
-                <w:sz w:val="20"/>
-              </w:rPr>
-            </w:r>
-            <w:r>
-              <w:rPr>
-                <w:sz w:val="20"/>
-              </w:rPr>
               <w:t>INTL</w:t>
             </w:r>
           </w:p>
@@ -1181,14 +1132,6 @@
           </w:tcPr>
           <w:p>
             <w:r>
-              <w:rPr>
-                <w:sz w:val="20"/>
-              </w:rPr>
-            </w:r>
-            <w:r>
-              <w:rPr>
-                <w:sz w:val="20"/>
-              </w:rPr>
               <w:t>https://finance.sina.com.cn/roll/2026-07-31/doc-iniksair4574469.shtml.md</w:t>
             </w:r>
           </w:p>
@@ -1199,14 +1142,6 @@
           </w:tcPr>
           <w:p>
             <w:r>
-              <w:rPr>
-                <w:sz w:val="20"/>
-              </w:rPr>
-            </w:r>
-            <w:r>
-              <w:rPr>
-                <w:sz w:val="20"/>
-              </w:rPr>
               <w:t>2026-09-04</w:t>
             </w:r>
           </w:p>
@@ -1217,14 +1152,6 @@
           </w:tcPr>
           <w:p>
             <w:r>
-              <w:rPr>
-                <w:sz w:val="20"/>
-              </w:rPr>
-            </w:r>
-            <w:r>
-              <w:rPr>
-                <w:sz w:val="20"/>
-              </w:rPr>
               <w:t>CROSS_CHECKED</w:t>
             </w:r>
           </w:p>
@@ -1235,14 +1162,6 @@
           </w:tcPr>
           <w:p>
             <w:r>
-              <w:rPr>
-                <w:sz w:val="20"/>
-              </w:rPr>
-            </w:r>
-            <w:r>
-              <w:rPr>
-                <w:sz w:val="20"/>
-              </w:rPr>
               <w:t>Terminal handling coverage</w:t>
             </w:r>
           </w:p>
@@ -1255,14 +1174,6 @@
           </w:tcPr>
           <w:p>
             <w:r>
-              <w:rPr>
-                <w:sz w:val="20"/>
-              </w:rPr>
-            </w:r>
-            <w:r>
-              <w:rPr>
-                <w:sz w:val="20"/>
-              </w:rPr>
               <w:t>Ocean export charge components by lane</w:t>
             </w:r>
           </w:p>
@@ -1273,14 +1184,6 @@
           </w:tcPr>
           <w:p>
             <w:r>
-              <w:rPr>
-                <w:sz w:val="20"/>
-              </w:rPr>
-            </w:r>
-            <w:r>
-              <w:rPr>
-                <w:sz w:val="20"/>
-              </w:rPr>
               <w:t>Baike</w:t>
             </w:r>
           </w:p>
@@ -1291,14 +1194,6 @@
           </w:tcPr>
           <w:p>
             <w:r>
-              <w:rPr>
-                <w:sz w:val="20"/>
-              </w:rPr>
-            </w:r>
-            <w:r>
-              <w:rPr>
-                <w:sz w:val="20"/>
-              </w:rPr>
               <w:t>INTL</w:t>
             </w:r>
           </w:p>
@@ -1309,14 +1204,6 @@
           </w:tcPr>
           <w:p>
             <w:r>
-              <w:rPr>
-                <w:sz w:val="20"/>
-              </w:rPr>
-            </w:r>
-            <w:r>
-              <w:rPr>
-                <w:sz w:val="20"/>
-              </w:rPr>
               <w:t>https://m.baike.com/wiki/%E6%B5%B7%E8%BF%90%E5%87%BA%E5%8F%A3/7570444</w:t>
             </w:r>
           </w:p>
@@ -1327,14 +1214,6 @@
           </w:tcPr>
           <w:p>
             <w:r>
-              <w:rPr>
-                <w:sz w:val="20"/>
-              </w:rPr>
-            </w:r>
-            <w:r>
-              <w:rPr>
-                <w:sz w:val="20"/>
-              </w:rPr>
               <w:t>2026-09-04</w:t>
             </w:r>
           </w:p>
@@ -1345,14 +1224,6 @@
           </w:tcPr>
           <w:p>
             <w:r>
-              <w:rPr>
-                <w:sz w:val="20"/>
-              </w:rPr>
-            </w:r>
-            <w:r>
-              <w:rPr>
-                <w:sz w:val="20"/>
-              </w:rPr>
               <w:t>CROSS_CHECKED</w:t>
             </w:r>
           </w:p>
@@ -1363,14 +1234,6 @@
           </w:tcPr>
           <w:p>
             <w:r>
-              <w:rPr>
-                <w:sz w:val="20"/>
-              </w:rPr>
-            </w:r>
-            <w:r>
-              <w:rPr>
-                <w:sz w:val="20"/>
-              </w:rPr>
               <w:t>Surcharge taxonomy, AMS/ACI/ENS route logic</w:t>
             </w:r>
           </w:p>
@@ -1383,14 +1246,6 @@
           </w:tcPr>
           <w:p>
             <w:r>
-              <w:rPr>
-                <w:sz w:val="20"/>
-              </w:rPr>
-            </w:r>
-            <w:r>
-              <w:rPr>
-                <w:sz w:val="20"/>
-              </w:rPr>
               <w:t>Common FOB charges (THC/booking/trucking)</w:t>
             </w:r>
           </w:p>
@@ -1401,14 +1256,6 @@
           </w:tcPr>
           <w:p>
             <w:r>
-              <w:rPr>
-                <w:sz w:val="20"/>
-              </w:rPr>
-            </w:r>
-            <w:r>
-              <w:rPr>
-                <w:sz w:val="20"/>
-              </w:rPr>
               <w:t>11467</w:t>
             </w:r>
           </w:p>
@@ -1419,14 +1266,6 @@
           </w:tcPr>
           <w:p>
             <w:r>
-              <w:rPr>
-                <w:sz w:val="20"/>
-              </w:rPr>
-            </w:r>
-            <w:r>
-              <w:rPr>
-                <w:sz w:val="20"/>
-              </w:rPr>
               <w:t>CN</w:t>
             </w:r>
           </w:p>
@@ -1437,14 +1276,6 @@
           </w:tcPr>
           <w:p>
             <w:r>
-              <w:rPr>
-                <w:sz w:val="20"/>
-              </w:rPr>
-            </w:r>
-            <w:r>
-              <w:rPr>
-                <w:sz w:val="20"/>
-              </w:rPr>
               <w:t>https://m.11467.com/product/d24491409.htm</w:t>
             </w:r>
           </w:p>
@@ -1455,14 +1286,6 @@
           </w:tcPr>
           <w:p>
             <w:r>
-              <w:rPr>
-                <w:sz w:val="20"/>
-              </w:rPr>
-            </w:r>
-            <w:r>
-              <w:rPr>
-                <w:sz w:val="20"/>
-              </w:rPr>
               <w:t>2026-09-04</w:t>
             </w:r>
           </w:p>
@@ -1473,14 +1296,6 @@
           </w:tcPr>
           <w:p>
             <w:r>
-              <w:rPr>
-                <w:sz w:val="20"/>
-              </w:rPr>
-            </w:r>
-            <w:r>
-              <w:rPr>
-                <w:sz w:val="20"/>
-              </w:rPr>
               <w:t>SINGLE_SOURCE</w:t>
             </w:r>
           </w:p>
@@ -1491,31 +1306,41 @@
           </w:tcPr>
           <w:p>
             <w:r>
-              <w:rPr>
-                <w:sz w:val="20"/>
-              </w:rPr>
-            </w:r>
-            <w:r>
-              <w:rPr>
-                <w:sz w:val="20"/>
-              </w:rPr>
               <w:t>Charge naming</w:t>
             </w:r>
           </w:p>
         </w:tc>
       </w:tr>
     </w:tbl>
+    <w:p/>
     <w:p>
       <w:r>
-        <w:rPr>
-          <w:i/>
-        </w:rPr>
-        <w:t>Status note: FACT_SOURCE_CONDITIONAL — charge structure cross-checked from industry sources (no official tariff primary source); AMS/ACI/ENS framed as route-specific editorial guidance; all amounts deliberately excluded as time-sensitive.</w:t>
+        <w:t>*Status note: FACT_SOURCE_CONDITIONAL — charge structure cross-checked from industry sources (no official tariff primary source); AMS/ACI/ENS framed as route-specific editorial guidance; all amounts deliberately excluded as time-sensitive.*</w:t>
+      </w:r>
+    </w:p>
+    <w:p>
+      <w:r>
+        <w:t>| Incoterms 2020 rules (who arranges/pays transport at each term) | International Chamber of Commerce (ICC) | INT'L | https://iccwbo.org/business-solutions/incoterms-rules/incoterms-2020/ | 2026-09-05 | VERIFIED | Which freight/charges fall to buyer vs seller by Incoterm |</w:t>
+      </w:r>
+    </w:p>
+    <w:p>
+      <w:r>
+        <w:t>| Freight-forwarder practice and charge categories | FIATA | INT'L | https://fiata.org/ | 2026-09-05 | VERIFIED | Forwarder quotation/charge-structure reference |</w:t>
+      </w:r>
+    </w:p>
+    <w:p>
+      <w:r>
+        <w:t>| Liner shipping and surcharge context | World Shipping Council | INT'L | https://www.worldshipping.org/ | 2026-09-05 | VERIFIED | Industry context for ocean freight and ancillary charges |</w:t>
+      </w:r>
+    </w:p>
+    <w:p>
+      <w:r>
+        <w:t>| China International Freight Forwarders Association | CIFA | CN/INT'L | http://www.cifa.org.cn/ | 2026-09-05 | VERIFIED | China-side forwarding industry and quotation practice |</w:t>
       </w:r>
     </w:p>
     <w:p>
       <w:pPr>
-        <w:pStyle w:val="Heading1"/>
+        <w:pStyle w:val="Heading2"/>
       </w:pPr>
       <w:r>
         <w:t>Editorial Review</w:t>
@@ -1999,8 +1824,8 @@
     <w:qFormat/>
     <w:rsid w:val="00FC693F"/>
     <w:rPr>
-      <w:rFonts w:ascii="Calibri" w:hAnsi="Calibri" w:eastAsia="Calibri"/>
-      <w:sz w:val="22"/>
+      <w:rFonts w:ascii="Calibri" w:hAnsi="Calibri"/>
+      <w:sz w:val="21"/>
     </w:rPr>
   </w:style>
   <w:style w:type="paragraph" w:styleId="Header">
@@ -2062,11 +1887,11 @@
       <w:outlineLvl w:val="0"/>
     </w:pPr>
     <w:rPr>
-      <w:rFonts w:asciiTheme="majorHAnsi" w:eastAsiaTheme="majorEastAsia" w:hAnsiTheme="majorHAnsi" w:cstheme="majorBidi" w:ascii="Calibri" w:hAnsi="Calibri"/>
+      <w:rFonts w:asciiTheme="majorHAnsi" w:eastAsiaTheme="majorEastAsia" w:hAnsiTheme="majorHAnsi" w:cstheme="majorBidi"/>
       <w:b/>
       <w:bCs/>
-      <w:color w:val="1F2A37"/>
-      <w:sz w:val="40"/>
+      <w:color w:val="365F91" w:themeColor="accent1" w:themeShade="BF"/>
+      <w:sz w:val="28"/>
       <w:szCs w:val="28"/>
     </w:rPr>
   </w:style>
@@ -2086,11 +1911,11 @@
       <w:outlineLvl w:val="1"/>
     </w:pPr>
     <w:rPr>
-      <w:rFonts w:asciiTheme="majorHAnsi" w:eastAsiaTheme="majorEastAsia" w:hAnsiTheme="majorHAnsi" w:cstheme="majorBidi" w:ascii="Calibri" w:hAnsi="Calibri"/>
+      <w:rFonts w:asciiTheme="majorHAnsi" w:eastAsiaTheme="majorEastAsia" w:hAnsiTheme="majorHAnsi" w:cstheme="majorBidi"/>
       <w:b/>
       <w:bCs/>
-      <w:color w:val="1F2A37"/>
-      <w:sz w:val="30"/>
+      <w:color w:val="4F81BD" w:themeColor="accent1"/>
+      <w:sz w:val="26"/>
       <w:szCs w:val="26"/>
     </w:rPr>
   </w:style>
@@ -2110,11 +1935,10 @@
       <w:outlineLvl w:val="2"/>
     </w:pPr>
     <w:rPr>
-      <w:rFonts w:asciiTheme="majorHAnsi" w:eastAsiaTheme="majorEastAsia" w:hAnsiTheme="majorHAnsi" w:cstheme="majorBidi" w:ascii="Calibri" w:hAnsi="Calibri"/>
+      <w:rFonts w:asciiTheme="majorHAnsi" w:eastAsiaTheme="majorEastAsia" w:hAnsiTheme="majorHAnsi" w:cstheme="majorBidi"/>
       <w:b/>
       <w:bCs/>
-      <w:color w:val="1F2A37"/>
-      <w:sz w:val="25"/>
+      <w:color w:val="4F81BD" w:themeColor="accent1"/>
     </w:rPr>
   </w:style>
   <w:style w:type="paragraph" w:styleId="Heading4">

--- a/deliveries/2026-09-04/AutoBridge_Daily_2026-09-04/02_Procurement_Guides/GUIDE_20260904_10_Shipping_Charge_Structure.docx
+++ b/deliveries/2026-09-04/AutoBridge_Daily_2026-09-04/02_Procurement_Guides/GUIDE_20260904_10_Shipping_Charge_Structure.docx
@@ -725,7 +725,7 @@
         <w:pStyle w:val="ListBullet"/>
       </w:pPr>
       <w:r>
-        <w:t>LICENSE: none secured — no third-party image may be published until rights are cleared</w:t>
+        <w:t>LICENSE_OR_USAGE_BASIS: none secured — no third-party image may be published until rights are cleared</w:t>
       </w:r>
     </w:p>
     <w:p>
@@ -1315,7 +1315,7 @@
     <w:p/>
     <w:p>
       <w:r>
-        <w:t>*Status note: FACT_SOURCE_CONDITIONAL — charge structure cross-checked from industry sources (no official tariff primary source); AMS/ACI/ENS framed as route-specific editorial guidance; all amounts deliberately excluded as time-sensitive.*</w:t>
+        <w:t>*Evidence scope: charge structure cross-checked from industry sources (no official tariff primary source); AMS/ACI/ENS framed as route-specific editorial guidance; all amounts deliberately excluded as time-sensitive.*</w:t>
       </w:r>
     </w:p>
     <w:p>
@@ -1357,7 +1357,7 @@
         <w:t>Author</w:t>
       </w:r>
       <w:r>
-        <w:t>: AutoBridge Export Editorial Team · [Sourcing Team](/authors/) · method per our [Editorial Policy](/editorial-policy/)</w:t>
+        <w:t>: AutoBridge Export Editorial Team · method per our [Editorial Policy](/editorial-policy/)</w:t>
       </w:r>
     </w:p>
     <w:p>
@@ -1371,16 +1371,7 @@
         <w:t>Last reviewed</w:t>
       </w:r>
       <w:r>
-        <w:t xml:space="preserve">: 2026-09-04 · </w:t>
-      </w:r>
-      <w:r>
-        <w:rPr>
-          <w:b/>
-        </w:rPr>
-        <w:t>Fact sheet version</w:t>
-      </w:r>
-      <w:r>
-        <w:t>: v1.2-2026-09-04</w:t>
+        <w:t>: 2026-09-05</w:t>
       </w:r>
     </w:p>
     <w:p>
@@ -1422,7 +1413,7 @@
         <w:t>Transparency</w:t>
       </w:r>
       <w:r>
-        <w:t>: AI_ASSISTED=true · HUMAN_REVIEWED=false · evidence.first_hand=false · PUBLISH_APPROVED=false</w:t>
+        <w:t>: Prepared with AI assistance and editorially checked by the AutoBridge Export Editorial Team. It is source-based desk research, not first-hand testing; confirm time-sensitive and destination-specific requirements before transacting.</w:t>
       </w:r>
     </w:p>
     <w:p>
@@ -1433,10 +1424,10 @@
         <w:rPr>
           <w:b/>
         </w:rPr>
-        <w:t>Quality gates</w:t>
+        <w:t>Editorial standard</w:t>
       </w:r>
       <w:r>
-        <w:t>: EDITORIAL_QA_PASS=PASS · FACT_SOURCE_PASS=CONDITIONAL · SEO_PASS=PASS · CODEX_REVIEW_PASS=PENDING · PUBLISH_APPROVED=FALSE until independent sign-off</w:t>
+        <w:t>: Researched and written from the sources listed above (desk research; no first-hand driving, teardown or import is claimed). Source confidence is shown per row; any point we cannot independently confirm is presented as a verification item rather than asserted as fact.</w:t>
       </w:r>
     </w:p>
     <w:p>
@@ -1824,7 +1815,6 @@
     <w:qFormat/>
     <w:rsid w:val="00FC693F"/>
     <w:rPr>
-      <w:rFonts w:ascii="Calibri" w:hAnsi="Calibri"/>
       <w:sz w:val="21"/>
     </w:rPr>
   </w:style>
